--- a/3. MusicAndArts/1. CarnaticMusicPlusOthers/0. Books/SahajayogaBhajansAndNotes/0. Bhajans_WithWordToWordTranslations/7. NirmalaAmruthamTeluguSong.docx
+++ b/3. MusicAndArts/1. CarnaticMusicPlusOthers/0. Books/SahajayogaBhajansAndNotes/0. Bhajans_WithWordToWordTranslations/7. NirmalaAmruthamTeluguSong.docx
@@ -1348,7 +1348,7 @@
         <w:tab/>
         <w:t xml:space="preserve">SahajaYo</w:t>
         <w:tab/>
-        <w:t xml:space="preserve">--gamu</w:t>
+        <w:t xml:space="preserve">- - gam (--gamu)</w:t>
         <w:tab/>
         <w:t xml:space="preserve">----</w:t>
       </w:r>
@@ -1365,250 +1365,390 @@
         <w:tab/>
         <w:t xml:space="preserve">Jan-mamu</w:t>
         <w:tab/>
+        <w:t xml:space="preserve">Dhan- - yam (Dhan-yamu)</w:t>
+        <w:tab/>
+        <w:t xml:space="preserve">----</w:t>
+      </w:r>
+    </w:p>
+    <w:p>
+      <w:pPr>
+        <w:rPr/>
+      </w:pPr>
+      <w:r>
+        <w:rPr>
+          <w:rtl w:val="0"/>
+        </w:rPr>
+        <w:tab/>
+        <w:tab/>
+        <w:tab/>
+        <w:tab/>
+        <w:tab/>
+        <w:tab/>
+        <w:t xml:space="preserve">X2</w:t>
+      </w:r>
+    </w:p>
+    <w:p>
+      <w:pPr>
+        <w:rPr/>
+      </w:pPr>
+      <w:r>
+        <w:rPr>
+          <w:rtl w:val="0"/>
+        </w:rPr>
+        <w:tab/>
+        <w:t xml:space="preserve">(sing this part twice - first time first two lines in higher octave, second time in lower - next two lines same octave both times; First two line higher octave if unable to sing play harmonium higher octave but sing lower octave - practice)</w:t>
+      </w:r>
+    </w:p>
+    <w:p>
+      <w:pPr>
+        <w:rPr/>
+      </w:pPr>
+      <w:r>
+        <w:rPr>
+          <w:rtl w:val="0"/>
+        </w:rPr>
+        <w:t xml:space="preserve">SaMa-Ma</w:t>
+        <w:tab/>
+        <w:t xml:space="preserve">GaPa-Pa</w:t>
+        <w:tab/>
+        <w:t xml:space="preserve">NiPa-Pa</w:t>
+        <w:tab/>
+        <w:t xml:space="preserve">DaMa-Ma </w:t>
+        <w:tab/>
+      </w:r>
+    </w:p>
+    <w:p>
+      <w:pPr>
+        <w:rPr/>
+      </w:pPr>
+      <w:r>
+        <w:rPr>
+          <w:rtl w:val="0"/>
+        </w:rPr>
+        <w:t xml:space="preserve">SaMaGaPa</w:t>
+        <w:tab/>
+        <w:t xml:space="preserve">NiPaDaMa</w:t>
+        <w:tab/>
+        <w:t xml:space="preserve">NiMaPaDa</w:t>
+        <w:tab/>
+        <w:t xml:space="preserve">SaPaMaGa </w:t>
+        <w:tab/>
+      </w:r>
+    </w:p>
+    <w:p>
+      <w:pPr>
+        <w:rPr/>
+      </w:pPr>
+      <w:r>
+        <w:rPr>
+          <w:rtl w:val="0"/>
+        </w:rPr>
+        <w:tab/>
+        <w:tab/>
+        <w:tab/>
+        <w:tab/>
+        <w:tab/>
+        <w:tab/>
+        <w:tab/>
+        <w:t xml:space="preserve">X2</w:t>
+      </w:r>
+    </w:p>
+    <w:p>
+      <w:pPr>
+        <w:rPr/>
+      </w:pPr>
+      <w:r>
+        <w:rPr>
+          <w:rtl w:val="0"/>
+        </w:rPr>
+        <w:t xml:space="preserve">Pa-Sa+Ni</w:t>
+        <w:tab/>
+        <w:t xml:space="preserve">Ri+SaNi-</w:t>
+        <w:tab/>
+        <w:t xml:space="preserve">PaSaNiRi+</w:t>
+        <w:tab/>
+        <w:t xml:space="preserve">----</w:t>
+      </w:r>
+    </w:p>
+    <w:p>
+      <w:pPr>
+        <w:rPr/>
+      </w:pPr>
+      <w:r>
+        <w:rPr>
+          <w:rtl w:val="0"/>
+        </w:rPr>
+        <w:t xml:space="preserve">Ga-SaRi</w:t>
+        <w:tab/>
+      </w:r>
+      <w:r>
+        <w:rPr>
+          <w:u w:val="single"/>
+          <w:rtl w:val="0"/>
+        </w:rPr>
+        <w:t xml:space="preserve">Ni</w:t>
+      </w:r>
+      <w:r>
+        <w:rPr>
+          <w:rtl w:val="0"/>
+        </w:rPr>
+        <w:t xml:space="preserve">SaRi-</w:t>
+        <w:tab/>
+        <w:t xml:space="preserve">GaSaRi</w:t>
+      </w:r>
+      <w:r>
+        <w:rPr>
+          <w:u w:val="single"/>
+          <w:rtl w:val="0"/>
+        </w:rPr>
+        <w:t xml:space="preserve">Ni</w:t>
+      </w:r>
+      <w:r>
+        <w:rPr>
+          <w:rtl w:val="0"/>
+        </w:rPr>
+        <w:tab/>
+        <w:t xml:space="preserve">----</w:t>
+      </w:r>
+    </w:p>
+    <w:p>
+      <w:pPr>
+        <w:rPr/>
+      </w:pPr>
+      <w:r>
+        <w:rPr>
+          <w:rtl w:val="0"/>
+        </w:rPr>
+        <w:tab/>
+        <w:tab/>
+        <w:tab/>
+        <w:tab/>
+        <w:tab/>
+        <w:tab/>
+        <w:tab/>
+        <w:t xml:space="preserve">X1</w:t>
+      </w:r>
+    </w:p>
+    <w:p>
+      <w:pPr>
+        <w:rPr/>
+      </w:pPr>
+      <w:r>
+        <w:rPr>
+          <w:rtl w:val="0"/>
+        </w:rPr>
+      </w:r>
+    </w:p>
+    <w:p>
+      <w:pPr>
+        <w:rPr/>
+      </w:pPr>
+      <w:r>
+        <w:rPr>
+          <w:rtl w:val="0"/>
+        </w:rPr>
+        <w:t xml:space="preserve">—---------</w:t>
+      </w:r>
+    </w:p>
+    <w:p>
+      <w:pPr>
+        <w:rPr/>
+      </w:pPr>
+      <w:r>
+        <w:rPr>
+          <w:rtl w:val="0"/>
+        </w:rPr>
+        <w:t xml:space="preserve">For Mata Nirmala Amrutham .. can also sing as </w:t>
+      </w:r>
+    </w:p>
+    <w:p>
+      <w:pPr>
+        <w:rPr/>
+      </w:pPr>
+      <w:r>
+        <w:rPr>
+          <w:rtl w:val="0"/>
+        </w:rPr>
+        <w:t xml:space="preserve">Geetamrutham</w:t>
+      </w:r>
+    </w:p>
+    <w:p>
+      <w:pPr>
+        <w:rPr/>
+      </w:pPr>
+      <w:r>
+        <w:rPr>
+          <w:rtl w:val="0"/>
+        </w:rPr>
+        <w:t xml:space="preserve">Gaanamrutham</w:t>
+      </w:r>
+    </w:p>
+    <w:p>
+      <w:pPr>
+        <w:rPr/>
+      </w:pPr>
+      <w:r>
+        <w:rPr>
+          <w:rtl w:val="0"/>
+        </w:rPr>
+        <w:t xml:space="preserve">Vachanamrutham</w:t>
+      </w:r>
+    </w:p>
+    <w:p>
+      <w:pPr>
+        <w:rPr/>
+      </w:pPr>
+      <w:r>
+        <w:rPr>
+          <w:rtl w:val="0"/>
+        </w:rPr>
+        <w:t xml:space="preserve">Charanamrutham</w:t>
+      </w:r>
+    </w:p>
+    <w:p>
+      <w:pPr>
+        <w:rPr/>
+      </w:pPr>
+      <w:r>
+        <w:rPr>
+          <w:rtl w:val="0"/>
+        </w:rPr>
+        <w:t xml:space="preserve">Etc.</w:t>
+      </w:r>
+    </w:p>
+    <w:p>
+      <w:pPr>
+        <w:rPr/>
+      </w:pPr>
+      <w:r>
+        <w:rPr>
+          <w:rtl w:val="0"/>
+        </w:rPr>
+        <w:t xml:space="preserve">May be different ones each time</w:t>
+      </w:r>
+    </w:p>
+    <w:p>
+      <w:pPr>
+        <w:rPr/>
+      </w:pPr>
+      <w:r>
+        <w:rPr>
+          <w:rtl w:val="0"/>
+        </w:rPr>
+      </w:r>
+    </w:p>
+    <w:p>
+      <w:pPr>
+        <w:rPr/>
+      </w:pPr>
+      <w:r>
+        <w:rPr>
+          <w:rtl w:val="0"/>
+        </w:rPr>
+      </w:r>
+    </w:p>
+    <w:p>
+      <w:pPr>
+        <w:rPr/>
+      </w:pPr>
+      <w:r>
+        <w:rPr>
+          <w:rtl w:val="0"/>
+        </w:rPr>
+        <w:t xml:space="preserve">Also Yogam in place of Yogamu, Dhanyam in place of Dhanyamu so they end with guru and can be sung as long as needed.. </w:t>
+      </w:r>
+    </w:p>
+    <w:p>
+      <w:pPr>
+        <w:rPr/>
+      </w:pPr>
+      <w:r>
+        <w:rPr>
+          <w:rtl w:val="0"/>
+        </w:rPr>
+        <w:t xml:space="preserve">____________________________________________________</w:t>
+      </w:r>
+    </w:p>
+    <w:p>
+      <w:pPr>
+        <w:rPr/>
+      </w:pPr>
+      <w:r>
+        <w:rPr>
+          <w:rtl w:val="0"/>
+        </w:rPr>
+        <w:t xml:space="preserve">Can begin by playing the first section first section first part swaras on harmonium - then repeat with singing.</w:t>
+      </w:r>
+    </w:p>
+    <w:p>
+      <w:pPr>
+        <w:rPr/>
+      </w:pPr>
+      <w:r>
+        <w:rPr>
+          <w:rtl w:val="0"/>
+        </w:rPr>
+        <w:t xml:space="preserve">Can write more lyrics for the second part of each section; </w:t>
+      </w:r>
+    </w:p>
+    <w:p>
+      <w:pPr>
+        <w:rPr/>
+      </w:pPr>
+      <w:r>
+        <w:rPr>
+          <w:rtl w:val="0"/>
+        </w:rPr>
+        <w:t xml:space="preserve">Or sing lyrics for the first part followed by swaras for second (symmetric) part, then do the same for second section (second section sung twice); Then repeat whole set again, but second time sing only the lyrics of both sections, no more swaras. </w:t>
+      </w:r>
+    </w:p>
+    <w:p>
+      <w:pPr>
+        <w:rPr/>
+      </w:pPr>
+      <w:r>
+        <w:rPr>
+          <w:rtl w:val="0"/>
+        </w:rPr>
+      </w:r>
+    </w:p>
+    <w:p>
+      <w:pPr>
+        <w:rPr/>
+      </w:pPr>
+      <w:r>
+        <w:rPr>
+          <w:rtl w:val="0"/>
+        </w:rPr>
+        <w:t xml:space="preserve">End with </w:t>
+      </w:r>
+    </w:p>
+    <w:p>
+      <w:pPr>
+        <w:rPr/>
+      </w:pPr>
+      <w:r>
+        <w:rPr>
+          <w:rtl w:val="0"/>
+        </w:rPr>
+        <w:t xml:space="preserve">Dhan- - yam - - - -    Dhan- - yam - - - -    </w:t>
+      </w:r>
+    </w:p>
+    <w:p>
+      <w:pPr>
+        <w:rPr/>
+      </w:pPr>
+      <w:r>
+        <w:rPr>
+          <w:rtl w:val="0"/>
+        </w:rPr>
+        <w:t xml:space="preserve">(Dhan-yamu</w:t>
+        <w:tab/>
+        <w:t xml:space="preserve">----</w:t>
+        <w:tab/>
         <w:t xml:space="preserve">Dhan-yamu</w:t>
         <w:tab/>
-        <w:t xml:space="preserve">----</w:t>
-      </w:r>
-    </w:p>
-    <w:p>
-      <w:pPr>
-        <w:rPr/>
-      </w:pPr>
-      <w:r>
-        <w:rPr>
-          <w:rtl w:val="0"/>
-        </w:rPr>
-        <w:tab/>
-        <w:tab/>
-        <w:tab/>
-        <w:tab/>
-        <w:tab/>
-        <w:tab/>
-        <w:t xml:space="preserve">X2</w:t>
-      </w:r>
-    </w:p>
-    <w:p>
-      <w:pPr>
-        <w:rPr/>
-      </w:pPr>
-      <w:r>
-        <w:rPr>
-          <w:rtl w:val="0"/>
-        </w:rPr>
-        <w:tab/>
-        <w:t xml:space="preserve">(sing this part twice - first time first two lines in higher octave, second time in lower - next two lines same octave both times; First two line higher octave if unable to sing play harmonium higher octave but sing lower octave - practice)</w:t>
-      </w:r>
-    </w:p>
-    <w:p>
-      <w:pPr>
-        <w:rPr/>
-      </w:pPr>
-      <w:r>
-        <w:rPr>
-          <w:rtl w:val="0"/>
-        </w:rPr>
-        <w:t xml:space="preserve">SaMa-Ma</w:t>
-        <w:tab/>
-        <w:t xml:space="preserve">GaPa-Pa</w:t>
-        <w:tab/>
-        <w:t xml:space="preserve">NiPa-Pa</w:t>
-        <w:tab/>
-        <w:t xml:space="preserve">DaMa-Ma </w:t>
-        <w:tab/>
-      </w:r>
-    </w:p>
-    <w:p>
-      <w:pPr>
-        <w:rPr/>
-      </w:pPr>
-      <w:r>
-        <w:rPr>
-          <w:rtl w:val="0"/>
-        </w:rPr>
-        <w:t xml:space="preserve">SaMaGaPa</w:t>
-        <w:tab/>
-        <w:t xml:space="preserve">NiPaDaMa</w:t>
-        <w:tab/>
-        <w:t xml:space="preserve">NiMaPaDa</w:t>
-        <w:tab/>
-        <w:t xml:space="preserve">SaPaMaGa </w:t>
-        <w:tab/>
-      </w:r>
-    </w:p>
-    <w:p>
-      <w:pPr>
-        <w:rPr/>
-      </w:pPr>
-      <w:r>
-        <w:rPr>
-          <w:rtl w:val="0"/>
-        </w:rPr>
-        <w:tab/>
-        <w:tab/>
-        <w:tab/>
-        <w:tab/>
-        <w:tab/>
-        <w:tab/>
-        <w:tab/>
-        <w:t xml:space="preserve">X2</w:t>
-      </w:r>
-    </w:p>
-    <w:p>
-      <w:pPr>
-        <w:rPr/>
-      </w:pPr>
-      <w:r>
-        <w:rPr>
-          <w:rtl w:val="0"/>
-        </w:rPr>
-        <w:t xml:space="preserve">Pa-Sa+Ni</w:t>
-        <w:tab/>
-        <w:t xml:space="preserve">Ri+SaNi-</w:t>
-        <w:tab/>
-        <w:t xml:space="preserve">PaSaNiRi+</w:t>
-        <w:tab/>
-        <w:t xml:space="preserve">----</w:t>
-      </w:r>
-    </w:p>
-    <w:p>
-      <w:pPr>
-        <w:rPr/>
-      </w:pPr>
-      <w:r>
-        <w:rPr>
-          <w:rtl w:val="0"/>
-        </w:rPr>
-        <w:t xml:space="preserve">Ga-SaRi</w:t>
-        <w:tab/>
-      </w:r>
-      <w:r>
-        <w:rPr>
-          <w:u w:val="single"/>
-          <w:rtl w:val="0"/>
-        </w:rPr>
-        <w:t xml:space="preserve">Ni</w:t>
-      </w:r>
-      <w:r>
-        <w:rPr>
-          <w:rtl w:val="0"/>
-        </w:rPr>
-        <w:t xml:space="preserve">SaRi-</w:t>
-        <w:tab/>
-        <w:t xml:space="preserve">GaSaRi</w:t>
-      </w:r>
-      <w:r>
-        <w:rPr>
-          <w:u w:val="single"/>
-          <w:rtl w:val="0"/>
-        </w:rPr>
-        <w:t xml:space="preserve">Ni</w:t>
-      </w:r>
-      <w:r>
-        <w:rPr>
-          <w:rtl w:val="0"/>
-        </w:rPr>
-        <w:tab/>
-        <w:t xml:space="preserve">----</w:t>
-      </w:r>
-    </w:p>
-    <w:p>
-      <w:pPr>
-        <w:rPr/>
-      </w:pPr>
-      <w:r>
-        <w:rPr>
-          <w:rtl w:val="0"/>
-        </w:rPr>
-        <w:tab/>
-        <w:tab/>
-        <w:tab/>
-        <w:tab/>
-        <w:tab/>
-        <w:tab/>
-        <w:tab/>
-        <w:t xml:space="preserve">X1</w:t>
-      </w:r>
-    </w:p>
-    <w:p>
-      <w:pPr>
-        <w:rPr/>
-      </w:pPr>
-      <w:r>
-        <w:rPr>
-          <w:rtl w:val="0"/>
-        </w:rPr>
-        <w:t xml:space="preserve">____________________________________________________</w:t>
-      </w:r>
-    </w:p>
-    <w:p>
-      <w:pPr>
-        <w:rPr/>
-      </w:pPr>
-      <w:r>
-        <w:rPr>
-          <w:rtl w:val="0"/>
-        </w:rPr>
-        <w:t xml:space="preserve">Can begin by playing the first section first section first part swaras on harmonium - then repeat with singing.</w:t>
-      </w:r>
-    </w:p>
-    <w:p>
-      <w:pPr>
-        <w:rPr/>
-      </w:pPr>
-      <w:r>
-        <w:rPr>
-          <w:rtl w:val="0"/>
-        </w:rPr>
-        <w:t xml:space="preserve">Can write more lyrics for the second part of each section; </w:t>
-      </w:r>
-    </w:p>
-    <w:p>
-      <w:pPr>
-        <w:rPr/>
-      </w:pPr>
-      <w:r>
-        <w:rPr>
-          <w:rtl w:val="0"/>
-        </w:rPr>
-        <w:t xml:space="preserve">Or sing lyrics for the first part followed by swaras for second (symmetric) part, then do the same for second section (second section sung twice); Then repeat whole set again, but second time sing only the lyrics of both sections, no more swaras. </w:t>
-      </w:r>
-    </w:p>
-    <w:p>
-      <w:pPr>
-        <w:rPr/>
-      </w:pPr>
-      <w:r>
-        <w:rPr>
-          <w:rtl w:val="0"/>
-        </w:rPr>
-      </w:r>
-    </w:p>
-    <w:p>
-      <w:pPr>
-        <w:rPr/>
-      </w:pPr>
-      <w:r>
-        <w:rPr>
-          <w:rtl w:val="0"/>
-        </w:rPr>
-        <w:t xml:space="preserve">End with </w:t>
-      </w:r>
-    </w:p>
-    <w:p>
-      <w:pPr>
-        <w:rPr/>
-      </w:pPr>
-      <w:r>
-        <w:rPr>
-          <w:rtl w:val="0"/>
-        </w:rPr>
-        <w:t xml:space="preserve">Dhan-yamu</w:t>
-        <w:tab/>
-        <w:t xml:space="preserve">----</w:t>
-        <w:tab/>
-        <w:t xml:space="preserve">Dhan-yamu</w:t>
-        <w:tab/>
-        <w:t xml:space="preserve">----</w:t>
+        <w:t xml:space="preserve">----)</w:t>
       </w:r>
     </w:p>
     <w:p>
